--- a/payhug-spec/_pipeline/investor_admin/session_0904/artifact/투자자어드민 기호정리표_V1.1.docx
+++ b/payhug-spec/_pipeline/investor_admin/session_0904/artifact/투자자어드민 기호정리표_V1.1.docx
@@ -993,7 +993,7 @@
                 <w:color w:val="1C1B19"/>
                 <w:sz w:val="18"/>
               </w:rPr>
-              <w:t>화면을 보는 날. 조회기간 P 는 d 전날까지</w:t>
+              <w:t>화면을 보는 날. 투자 자산 화면은 d 0시 기준 (전날 24시 마감). 조회기간 P 는 d 0시까지</w:t>
             </w:r>
           </w:p>
         </w:tc>
@@ -2631,7 +2631,7 @@
                 <w:color w:val="1C1B19"/>
                 <w:sz w:val="18"/>
               </w:rPr>
-              <w:t>i 는 선정산일이 d 전날 이전이고 정산예정일이 d 이후인 채권 (d 전날 마감까지 회수되지 않은 채권)</w:t>
+              <w:t>i 는 d 0시 기준 회수되지 않은 채권 (정산예정일이 d 이후)</w:t>
             </w:r>
           </w:p>
         </w:tc>
@@ -2724,7 +2724,7 @@
                 <w:color w:val="1C1B19"/>
                 <w:sz w:val="18"/>
               </w:rPr>
-              <w:t>d 전날 마감시점 쿠콘 가상계좌의 현금 잔액</w:t>
+              <w:t>그날 24시 마감시점 쿠콘 가상계좌의 현금 잔액</w:t>
             </w:r>
           </w:p>
         </w:tc>
@@ -2867,7 +2867,7 @@
                 <w:color w:val="1C1B19"/>
                 <w:sz w:val="18"/>
               </w:rPr>
-              <w:t>i 는 선정산일이 d 전날 이전이고 정산예정일이 d 이후인 대상정산금채권 (d 전날 마감까지 회수되지 않은 채권)</w:t>
+              <w:t>i 는 d 0시 기준 회수되지 않은 대상정산금채권 (정산예정일이 d 이후)</w:t>
             </w:r>
             <w:r>
               <w:br/>
@@ -2879,7 +2879,7 @@
                 <w:color w:val="1C1B19"/>
                 <w:sz w:val="18"/>
               </w:rPr>
-              <w:t>d 전날 마감 시점의 자산</w:t>
+              <w:t>EC 는 d 0시 기준 잔액 (전날 24시 마감)</w:t>
             </w:r>
           </w:p>
         </w:tc>
@@ -5437,7 +5437,7 @@
                 <w:color w:val="1C1B19"/>
                 <w:sz w:val="18"/>
               </w:rPr>
-              <w:t>선정산일이 d 전날 이전이고 정산예정일이 d 이후 (d 당일 정산예정 채권은 그날 밤 배치 전이라 미회수)</w:t>
+              <w:t>d 0시 기준 회수되지 않은 채권 = 정산예정일이 d 이후 (d 당일 정산예정 채권은 그날 밤 배치 전이라 미회수)</w:t>
             </w:r>
           </w:p>
         </w:tc>
@@ -5499,7 +5499,7 @@
                 <w:color w:val="1C1B19"/>
                 <w:sz w:val="18"/>
               </w:rPr>
-              <w:t>d 전날 마감시점</w:t>
+              <w:t>날짜 없이 「그날 24시 마감시점」. 어느 날인지는 쓰는 자리가 정한다 (투자 자산 화면은 d 0시 기준, PEC 는 P 안 각 날)</w:t>
             </w:r>
           </w:p>
         </w:tc>
